--- a/sorular/Kim11_tema-2-Denge-bolum-sonu-sorular.docx
+++ b/sorular/Kim11_tema-2-Denge-bolum-sonu-sorular.docx
@@ -307,16 +307,21 @@
     <w:p>
       <w:pPr>
         <w:pStyle w:val="ListParagraph"/>
-        <w:numPr>
-          <w:ilvl w:val="0"/>
-          <w:numId w:val="51"/>
-        </w:numPr>
+        <w:ind w:left="1080" w:hanging="360"/>
         <w:jc w:val="both"/>
         <w:rPr>
           <w:rFonts w:ascii="Times New Roman" w:hAnsi="Times New Roman" w:cs="Times New Roman"/>
           <w:lang w:val="tr-TR"/>
         </w:rPr>
       </w:pPr>
+      <w:r>
+        <w:rPr>
+          <w:rFonts w:ascii="Times New Roman" w:hAnsi="Times New Roman" w:cs="Times New Roman"/>
+          <w:lang w:val="tr-TR"/>
+        </w:rPr>
+        <w:t xml:space="preserve">a.</w:t>
+        <w:tab/>
+      </w:r>
       <w:r>
         <w:rPr>
           <w:rFonts w:ascii="Times New Roman" w:hAnsi="Times New Roman" w:cs="Times New Roman"/>
@@ -375,16 +380,21 @@
     <w:p>
       <w:pPr>
         <w:pStyle w:val="ListParagraph"/>
-        <w:numPr>
-          <w:ilvl w:val="0"/>
-          <w:numId w:val="51"/>
-        </w:numPr>
+        <w:ind w:left="1080" w:hanging="360"/>
         <w:jc w:val="both"/>
         <w:rPr>
           <w:rFonts w:ascii="Times New Roman" w:hAnsi="Times New Roman" w:cs="Times New Roman"/>
           <w:lang w:val="tr-TR"/>
         </w:rPr>
       </w:pPr>
+      <w:r>
+        <w:rPr>
+          <w:rFonts w:ascii="Times New Roman" w:hAnsi="Times New Roman" w:cs="Times New Roman"/>
+          <w:lang w:val="tr-TR"/>
+        </w:rPr>
+        <w:t xml:space="preserve">b.</w:t>
+        <w:tab/>
+      </w:r>
       <w:r>
         <w:rPr>
           <w:rFonts w:ascii="Times New Roman" w:hAnsi="Times New Roman" w:cs="Times New Roman"/>
@@ -443,16 +453,21 @@
     <w:p>
       <w:pPr>
         <w:pStyle w:val="ListParagraph"/>
-        <w:numPr>
-          <w:ilvl w:val="0"/>
-          <w:numId w:val="51"/>
-        </w:numPr>
+        <w:ind w:left="1080" w:hanging="360"/>
         <w:jc w:val="both"/>
         <w:rPr>
           <w:rFonts w:ascii="Times New Roman" w:hAnsi="Times New Roman" w:cs="Times New Roman"/>
           <w:lang w:val="tr-TR"/>
         </w:rPr>
       </w:pPr>
+      <w:r>
+        <w:rPr>
+          <w:rFonts w:ascii="Times New Roman" w:hAnsi="Times New Roman" w:cs="Times New Roman"/>
+          <w:lang w:val="tr-TR"/>
+        </w:rPr>
+        <w:t xml:space="preserve">c.</w:t>
+        <w:tab/>
+      </w:r>
       <w:r>
         <w:rPr>
           <w:rFonts w:ascii="Times New Roman" w:hAnsi="Times New Roman" w:cs="Times New Roman"/>
@@ -538,7 +553,7 @@
           <w:color w:val="FF0000"/>
           <w:lang w:val="tr-TR"/>
         </w:rPr>
-        <w:t xml:space="preserve">Cevap: a) K</w:t>
+        <w:t xml:space="preserve">Cevap: a. K</w:t>
       </w:r>
       <w:r>
         <w:rPr>
@@ -623,7 +638,7 @@
           <w:color w:val="FF0000"/>
           <w:lang w:val="tr-TR"/>
         </w:rPr>
-        <w:t xml:space="preserve">])   b) K</w:t>
+        <w:t xml:space="preserve">])   b. K</w:t>
       </w:r>
       <w:r>
         <w:rPr>
@@ -657,7 +672,7 @@
           <w:color w:val="FF0000"/>
           <w:lang w:val="tr-TR"/>
         </w:rPr>
-        <w:t xml:space="preserve">][HCl]   c) K</w:t>
+        <w:t xml:space="preserve">][HCl]   c. K</w:t>
       </w:r>
       <w:r>
         <w:rPr>

--- a/sorular/Kim11_tema-2-Denge-bolum-sonu-sorular.docx
+++ b/sorular/Kim11_tema-2-Denge-bolum-sonu-sorular.docx
@@ -1661,7 +1661,7 @@
       <w:r>
         <w:drawing>
           <wp:inline distT="0" distB="0" distL="0" distR="0">
-            <wp:extent cx="3960000" cy="2323200"/>
+            <wp:extent cx="3959359" cy="2374396"/>
             <wp:docPr id="900001" name="Grafik 900001" descr="Le Chatelier grafiği"/>
             <wp:cNvGraphicFramePr>
               <a:graphicFrameLocks noChangeAspect="1"/>
@@ -1682,7 +1682,7 @@
                   <pic:spPr>
                     <a:xfrm>
                       <a:off x="0" y="0"/>
-                      <a:ext cx="3960000" cy="2323200"/>
+                      <a:ext cx="3959359" cy="2374396"/>
                     </a:xfrm>
                     <a:prstGeom prst="rect">
                       <a:avLst/>
